--- a/Habitat coupling in lake-creek ecosystems.docx
+++ b/Habitat coupling in lake-creek ecosystems.docx
@@ -52,7 +52,7 @@
           <w:rStyle w:val="normaltextrun"/>
           <w:color w:val="000000" w:themeColor="text1"/>
         </w:rPr>
-        <w:t xml:space="preserve"> lakes</w:t>
+        <w:t xml:space="preserve"> lake</w:t>
       </w:r>
       <w:r>
         <w:rPr>
@@ -2982,15 +2982,7 @@
           <w:color w:val="000000"/>
           <w:shd w:val="clear" w:color="auto" w:fill="FFFFFF"/>
         </w:rPr>
-        <w:t>Fox</w:t>
-      </w:r>
-      <w:r>
-        <w:rPr>
-          <w:rFonts w:ascii="Times" w:hAnsi="Times" w:cs="Times"/>
-          <w:color w:val="000000"/>
-          <w:shd w:val="clear" w:color="auto" w:fill="FFFFFF"/>
-        </w:rPr>
-        <w:t xml:space="preserve"> et al., 2026</w:t>
+        <w:t>Fox et al., 2026</w:t>
       </w:r>
       <w:r>
         <w:t xml:space="preserve">). When interactions were significant, post hoc comparisons were conducted using estimated marginal means from the </w:t>

--- a/Habitat coupling in lake-creek ecosystems.docx
+++ b/Habitat coupling in lake-creek ecosystems.docx
@@ -693,7 +693,13 @@
       </w:r>
       <w:proofErr w:type="spellEnd"/>
       <w:r>
-        <w:t>). Our findings reveal that prey fish seasonally couple lake and creek habitats, highlighting their role in establishing dynamic spatial food web linkages and underscoring the need to integrate small-bodied, lower-trophic level species into freshwater food web theory and management.</w:t>
+        <w:t>). Our findings reveal that prey fish seasonally couple lake and creek habitats, highlighting their role in establishing dynamic spatial food web linkages and underscoring the need to integrate small-bodied, lower-trophic level species into freshwater food web theory and management</w:t>
+      </w:r>
+      <w:r>
+        <w:t xml:space="preserve"> more explicitly</w:t>
+      </w:r>
+      <w:r>
+        <w:t>.</w:t>
       </w:r>
     </w:p>
     <w:p>
@@ -1193,6 +1199,27 @@
       <w:r>
         <w:t>.</w:t>
       </w:r>
+      <w:r>
+        <w:t xml:space="preserve"> </w:t>
+      </w:r>
+      <w:r>
+        <w:t xml:space="preserve">In our analyses, we delineated lake and creek habitats </w:t>
+      </w:r>
+      <w:r>
+        <w:t>by</w:t>
+      </w:r>
+      <w:r>
+        <w:t xml:space="preserve"> the transition from the open bay of the lake into </w:t>
+      </w:r>
+      <w:r>
+        <w:t>the narrower</w:t>
+      </w:r>
+      <w:r>
+        <w:t xml:space="preserve"> spruce bog, and we considered fish captured or detected within an approximately 100 m stretch between these delineated habitats as occupying a transition habitat.</w:t>
+      </w:r>
+      <w:r>
+        <w:t xml:space="preserve"> </w:t>
+      </w:r>
     </w:p>
     <w:p>
       <w:pPr>
@@ -1285,7 +1312,11 @@
       </w:r>
       <w:proofErr w:type="spellEnd"/>
       <w:r>
-        <w:t>), yellow perch (</w:t>
+        <w:t xml:space="preserve">), yellow perch </w:t>
+      </w:r>
+      <w:r>
+        <w:lastRenderedPageBreak/>
+        <w:t>(</w:t>
       </w:r>
       <w:proofErr w:type="spellStart"/>
       <w:r>
@@ -1470,11 +1501,7 @@
       </w:r>
       <w:proofErr w:type="spellEnd"/>
       <w:r>
-        <w:t xml:space="preserve">). </w:t>
-      </w:r>
-      <w:r>
-        <w:lastRenderedPageBreak/>
-        <w:t>The lake also contains introduced smallmouth bass (</w:t>
+        <w:t>). The lake also contains introduced smallmouth bass (</w:t>
       </w:r>
       <w:r>
         <w:rPr>
@@ -1856,13 +1883,31 @@
         <w:jc w:val="both"/>
       </w:pPr>
       <w:r>
-        <w:t>We employed stable isotope analysis to quantify habitat-specific resource use</w:t>
-      </w:r>
-      <w:r>
-        <w:t xml:space="preserve"> (foraging)</w:t>
-      </w:r>
-      <w:r>
-        <w:t xml:space="preserve"> by shiners across the spring, summer, and fall of 2022–2024. We used liver tissues, as liver has a relatively fast turnover rate (approximately two weeks) and thus more accurately reflects diets during the season of sampling compared to slower-turnover tissues like muscle </w:t>
+        <w:t xml:space="preserve">We employed stable isotope analysis to </w:t>
+      </w:r>
+      <w:r>
+        <w:t>examine</w:t>
+      </w:r>
+      <w:r>
+        <w:t xml:space="preserve"> </w:t>
+      </w:r>
+      <w:r>
+        <w:t>the foraging behaviour</w:t>
+      </w:r>
+      <w:r>
+        <w:t xml:space="preserve"> </w:t>
+      </w:r>
+      <w:r>
+        <w:t>of</w:t>
+      </w:r>
+      <w:r>
+        <w:t xml:space="preserve"> shiners across the spring, summer, and fall of 2022–2024. </w:t>
+      </w:r>
+      <w:r>
+        <w:t>We</w:t>
+      </w:r>
+      <w:r>
+        <w:t xml:space="preserve"> used liver tissues, as liver has a relatively fast turnover rate (approximately two weeks) and thus more accurately reflects diets during the season of sampling compared to slower-turnover tissues like muscle </w:t>
       </w:r>
       <w:r>
         <w:rPr>
@@ -3145,7 +3190,13 @@
         <w:t>-1</w:t>
       </w:r>
       <w:r>
-        <w:t>) until loss of equilibrium and no response to caudal pinch. During surgery, fish were placed in a cradle lined with nylon mesh and irrigated over the gills with maintenance anesthetic (</w:t>
+        <w:t xml:space="preserve">) until loss of equilibrium and no response to caudal pinch. During surgery, fish were placed in a cradle lined with </w:t>
+      </w:r>
+      <w:r>
+        <w:t xml:space="preserve">neoprene </w:t>
+      </w:r>
+      <w:r>
+        <w:t>and irrigated over the gills with maintenance anesthetic (</w:t>
       </w:r>
       <w:r>
         <w:rPr>
@@ -3181,7 +3232,43 @@
         <w:t>povidone-iodine</w:t>
       </w:r>
       <w:r>
-        <w:t xml:space="preserve"> prior to each surgery. Surgeries lasted ~3-6 min, and fish typically recovered in aerated tanks within 10–20 min, at which point they were released at their site of capture once normal posture and swimming were observed.</w:t>
+        <w:t xml:space="preserve"> prior to each surgery. Surgeries lasted ~3-6 min, and fish typically recovered </w:t>
+      </w:r>
+      <w:r>
+        <w:t>(</w:t>
+      </w:r>
+      <w:r>
+        <w:t>normal posture and swimming were observe</w:t>
+      </w:r>
+      <w:r>
+        <w:t>d</w:t>
+      </w:r>
+      <w:r>
+        <w:t xml:space="preserve">) </w:t>
+      </w:r>
+      <w:r>
+        <w:t xml:space="preserve">in aerated tanks within </w:t>
+      </w:r>
+      <w:r>
+        <w:t>10</w:t>
+      </w:r>
+      <w:r>
+        <w:t>–</w:t>
+      </w:r>
+      <w:r>
+        <w:t xml:space="preserve">12 </w:t>
+      </w:r>
+      <w:r>
+        <w:t>min</w:t>
+      </w:r>
+      <w:r>
+        <w:t>utes. After recovery, fish</w:t>
+      </w:r>
+      <w:r>
+        <w:t xml:space="preserve"> were released at their site of capture</w:t>
+      </w:r>
+      <w:r>
+        <w:t xml:space="preserve">. </w:t>
       </w:r>
     </w:p>
     <w:p>
@@ -3249,172 +3336,202 @@
         <w:t xml:space="preserve"> were inspected and serviced in September 2023 prior to the start of telemetry monitoring. </w:t>
       </w:r>
       <w:r>
-        <w:t>Range tests were conducted on two receivers per habitat to determine detection range in the different locations. To evaluate detection range in different habitats, drift tests were conducted on two receivers in each habitat type, including the transition zone between the lake and creek. On average, receivers in the lake detected transmitters at distances up to ~200 m, those in the creek up to ~65 m, and those in the transition zone up to ~100 m. When transmitters were placed directly within dense vegetation or behind creek meanders, detections were not made, indicating that detection probability was generally higher for fish occupying lake habitats than creek habitats.</w:t>
+        <w:t>Range tests were conducted on two receivers per habitat</w:t>
+      </w:r>
+      <w:r>
+        <w:t xml:space="preserve"> (lake or creek)</w:t>
+      </w:r>
+      <w:r>
+        <w:t xml:space="preserve"> to determine detection range in the different locations. To evaluate detection range in different habitats, drift tests were conducted on two receivers in each habitat type, including the transition zone between the lake and creek. On average, receivers in the lake detected transmitters at distances up to ~200 m, those in the creek up to ~65 m, and those in the transition zone up to ~100 m. When transmitters were placed directly within dense vegetation or behind creek meanders, detections were not made, indicating that detection probability was generally higher for fish occupying lake habitats than creek habitats.</w:t>
       </w:r>
     </w:p>
     <w:p>
       <w:pPr>
         <w:spacing w:after="240"/>
         <w:jc w:val="both"/>
+      </w:pPr>
+      <w:r>
         <w:rPr>
           <w:lang w:val="en-US"/>
         </w:rPr>
-      </w:pPr>
-      <w:r>
-        <w:rPr>
-          <w:highlight w:val="yellow"/>
+        <w:t xml:space="preserve">Raw detections were filtered to remove false codes and duplicates (&lt;60 s apart for the same fish). </w:t>
+      </w:r>
+      <w:r>
+        <w:t>Analyses were restricted to fish detected post-release (n</w:t>
+      </w:r>
+      <w:r>
+        <w:rPr>
+          <w:i/>
+          <w:iCs/>
+        </w:rPr>
+        <w:t xml:space="preserve"> </w:t>
+      </w:r>
+      <w:r>
+        <w:t xml:space="preserve">= 37). </w:t>
+      </w:r>
+      <w:r>
+        <w:t>Two</w:t>
+      </w:r>
+      <w:r>
+        <w:t xml:space="preserve"> tagged individuals that remained within detection range of a single receiver for the duration of their detection history were excluded from the final dataset, as this pattern is consistent with post-release mortality (</w:t>
+      </w:r>
+      <w:proofErr w:type="spellStart"/>
+      <w:r>
+        <w:t>Klinard</w:t>
+      </w:r>
+      <w:proofErr w:type="spellEnd"/>
+      <w:r>
+        <w:t xml:space="preserve"> and </w:t>
+      </w:r>
+      <w:proofErr w:type="spellStart"/>
+      <w:r>
+        <w:t>Matley</w:t>
+      </w:r>
+      <w:proofErr w:type="spellEnd"/>
+      <w:r>
+        <w:t>, 2020; transmitter id #</w:t>
+      </w:r>
+      <w:r>
+        <w:t>34905</w:t>
+      </w:r>
+      <w:r>
+        <w:t xml:space="preserve"> </w:t>
+      </w:r>
+      <w:r>
+        <w:t>and #</w:t>
+      </w:r>
+      <w:r>
+        <w:t>32999</w:t>
+      </w:r>
+      <w:r>
+        <w:t xml:space="preserve"> </w:t>
+      </w:r>
+      <w:r>
+        <w:t xml:space="preserve">shown in abacus plot in </w:t>
+      </w:r>
+      <w:r>
+        <w:t>Supplementary Materials</w:t>
+      </w:r>
+      <w:r>
+        <w:t xml:space="preserve">; Figure </w:t>
+      </w:r>
+      <w:r>
+        <w:t>S</w:t>
+      </w:r>
+      <w:r>
+        <w:t xml:space="preserve">5). </w:t>
+      </w:r>
+      <w:r>
+        <w:t xml:space="preserve"> One additional fish exhibited an extremely high number of movements between the mouth of the creek and the lake relative to the rest of the tagged population</w:t>
+      </w:r>
+      <w:r>
+        <w:t xml:space="preserve"> (&gt;400 movements)</w:t>
+      </w:r>
+      <w:r>
+        <w:t xml:space="preserve">, which is suggestive of consumption by a predatory fish species that retained the fish’s </w:t>
+      </w:r>
+      <w:r>
+        <w:lastRenderedPageBreak/>
+        <w:t>tag during its on-period, and it was thus removed from our final dataset (</w:t>
+      </w:r>
+      <w:proofErr w:type="spellStart"/>
+      <w:r>
+        <w:t>Klinard</w:t>
+      </w:r>
+      <w:proofErr w:type="spellEnd"/>
+      <w:r>
+        <w:t xml:space="preserve"> and </w:t>
+      </w:r>
+      <w:proofErr w:type="spellStart"/>
+      <w:r>
+        <w:t>Matley</w:t>
+      </w:r>
+      <w:proofErr w:type="spellEnd"/>
+      <w:r>
+        <w:t>, 2020</w:t>
+      </w:r>
+      <w:r>
+        <w:t>; transmitter id#</w:t>
+      </w:r>
+      <w:r>
+        <w:t xml:space="preserve"> </w:t>
+      </w:r>
+      <w:r>
+        <w:t>42348</w:t>
+      </w:r>
+      <w:r>
+        <w:t xml:space="preserve">). </w:t>
+      </w:r>
+    </w:p>
+    <w:p>
+      <w:pPr>
+        <w:spacing w:after="240"/>
+        <w:jc w:val="both"/>
+        <w:rPr>
           <w:lang w:val="en-US"/>
         </w:rPr>
-        <w:t xml:space="preserve">Raw detections were filtered to remove false codes and duplicates (&lt;60 s apart for the same fish). </w:t>
-      </w:r>
-      <w:r>
-        <w:rPr>
-          <w:highlight w:val="yellow"/>
-        </w:rPr>
-        <w:t>Analyses were restricted to fish detected post-release (n</w:t>
-      </w:r>
-      <w:r>
-        <w:rPr>
-          <w:i/>
-          <w:iCs/>
-          <w:highlight w:val="yellow"/>
-        </w:rPr>
+      </w:pPr>
+      <w:r>
+        <w:t xml:space="preserve">For the remaining fish (n = </w:t>
+      </w:r>
+      <w:r>
+        <w:t>45</w:t>
+      </w:r>
+      <w:r>
+        <w:t>), enriched time series were constructed from the tag-on date</w:t>
+      </w:r>
+      <w:r>
+        <w:t xml:space="preserve"> (</w:t>
+      </w:r>
+      <w:r>
+        <w:t>offset by one day to account for variation in release timing</w:t>
+      </w:r>
+      <w:r>
+        <w:t>)</w:t>
+      </w:r>
+      <w:r>
         <w:t xml:space="preserve"> </w:t>
       </w:r>
       <w:r>
-        <w:rPr>
-          <w:highlight w:val="yellow"/>
-        </w:rPr>
-        <w:t>= 37). Additionally, two tagged individuals that remained within detection range of a single receiver for the duration of their detection history were excluded from the final dataset, as this pattern is consistent with post-release mortality (</w:t>
-      </w:r>
-      <w:proofErr w:type="spellStart"/>
-      <w:r>
-        <w:rPr>
-          <w:highlight w:val="yellow"/>
-        </w:rPr>
-        <w:t>Klinard</w:t>
-      </w:r>
-      <w:proofErr w:type="spellEnd"/>
-      <w:r>
-        <w:rPr>
-          <w:highlight w:val="yellow"/>
-        </w:rPr>
-        <w:t xml:space="preserve"> and </w:t>
-      </w:r>
-      <w:proofErr w:type="spellStart"/>
-      <w:r>
-        <w:rPr>
-          <w:highlight w:val="yellow"/>
-        </w:rPr>
-        <w:t>Matley</w:t>
-      </w:r>
-      <w:proofErr w:type="spellEnd"/>
-      <w:r>
-        <w:rPr>
-          <w:highlight w:val="yellow"/>
-        </w:rPr>
-        <w:t xml:space="preserve">, 2020; transmitter id #1594949 and #1576137 shown in abacus plot in </w:t>
-      </w:r>
-      <w:r>
-        <w:rPr>
-          <w:highlight w:val="yellow"/>
-        </w:rPr>
-        <w:t>Supplementary Materials</w:t>
-      </w:r>
-      <w:r>
-        <w:rPr>
-          <w:highlight w:val="yellow"/>
-        </w:rPr>
-        <w:t xml:space="preserve">; Figure </w:t>
-      </w:r>
-      <w:r>
-        <w:rPr>
-          <w:highlight w:val="yellow"/>
-        </w:rPr>
-        <w:t>S</w:t>
-      </w:r>
-      <w:r>
-        <w:rPr>
-          <w:highlight w:val="yellow"/>
-        </w:rPr>
-        <w:t xml:space="preserve">5). For the remaining fish (n = </w:t>
-      </w:r>
-      <w:r>
-        <w:rPr>
-          <w:highlight w:val="yellow"/>
-        </w:rPr>
-        <w:t>45</w:t>
-      </w:r>
-      <w:r>
-        <w:rPr>
-          <w:highlight w:val="yellow"/>
-        </w:rPr>
-        <w:t>), enriched time series were constructed from the tag-on date</w:t>
-      </w:r>
-      <w:r>
-        <w:rPr>
-          <w:highlight w:val="yellow"/>
-        </w:rPr>
-        <w:t xml:space="preserve">, </w:t>
-      </w:r>
-      <w:r>
-        <w:rPr>
-          <w:highlight w:val="yellow"/>
-        </w:rPr>
-        <w:t>offset by one day to account for variation in release timing</w:t>
-      </w:r>
-      <w:r>
-        <w:rPr>
-          <w:highlight w:val="yellow"/>
-        </w:rPr>
-        <w:t xml:space="preserve">, </w:t>
-      </w:r>
-      <w:r>
-        <w:rPr>
-          <w:highlight w:val="yellow"/>
-        </w:rPr>
         <w:t xml:space="preserve">to the tag-off date, which reflected battery life and any “on/off” cycles of transmitters. </w:t>
       </w:r>
       <w:r>
         <w:rPr>
-          <w:highlight w:val="yellow"/>
           <w:lang w:val="en-US"/>
         </w:rPr>
         <w:t xml:space="preserve">To generate continuous </w:t>
       </w:r>
       <w:r>
-        <w:rPr>
-          <w:highlight w:val="yellow"/>
-        </w:rPr>
         <w:t>time series for fish with active tags</w:t>
       </w:r>
       <w:r>
         <w:rPr>
-          <w:highlight w:val="yellow"/>
           <w:lang w:val="en-US"/>
         </w:rPr>
-        <w:t xml:space="preserve">, we constructed an enriched minute-level time </w:t>
-      </w:r>
-      <w:r>
-        <w:rPr>
-          <w:highlight w:val="yellow"/>
+        <w:t>, we constructed an enriched minute-level time series in which a fish’s last known location</w:t>
+      </w:r>
+      <w:r>
+        <w:rPr>
           <w:lang w:val="en-US"/>
         </w:rPr>
-        <w:lastRenderedPageBreak/>
-        <w:t>series in which a fish’s last known location was carried forward if no detection occurred during a given minute, but the fish’s tag was active. This approach is used to reduce gaps in movement datasets (</w:t>
-      </w:r>
-      <w:proofErr w:type="spellStart"/>
-      <w:r>
-        <w:rPr>
-          <w:highlight w:val="yellow"/>
+        <w:t xml:space="preserve"> (lake or creek)</w:t>
+      </w:r>
+      <w:r>
+        <w:rPr>
           <w:lang w:val="en-US"/>
         </w:rPr>
+        <w:t xml:space="preserve"> was carried forward if no detection occurred during a given minute, but the fish’s tag was active. This approach is used to reduce gaps in movement datasets (</w:t>
+      </w:r>
+      <w:proofErr w:type="spellStart"/>
+      <w:r>
+        <w:rPr>
+          <w:lang w:val="en-US"/>
+        </w:rPr>
         <w:t>Brownscombe</w:t>
       </w:r>
       <w:proofErr w:type="spellEnd"/>
       <w:r>
         <w:rPr>
-          <w:highlight w:val="yellow"/>
           <w:lang w:val="en-US"/>
         </w:rPr>
         <w:t xml:space="preserve"> et al., 2023) and was justified here by the close placement of receivers along the lake–creek boundary, which ensured that cross-boundary movements would be captured (</w:t>
@@ -3422,7 +3539,6 @@
       <w:proofErr w:type="spellStart"/>
       <w:r>
         <w:rPr>
-          <w:highlight w:val="yellow"/>
           <w:lang w:val="en-US"/>
         </w:rPr>
         <w:t>Laroque</w:t>
@@ -3430,113 +3546,47 @@
       <w:proofErr w:type="spellEnd"/>
       <w:r>
         <w:rPr>
-          <w:highlight w:val="yellow"/>
           <w:lang w:val="en-US"/>
         </w:rPr>
         <w:t xml:space="preserve"> et al., 2024). </w:t>
       </w:r>
       <w:r>
-        <w:rPr>
-          <w:highlight w:val="yellow"/>
-        </w:rPr>
-        <w:t xml:space="preserve">This </w:t>
-      </w:r>
-      <w:r>
-        <w:rPr>
-          <w:highlight w:val="yellow"/>
+        <w:t xml:space="preserve">The </w:t>
+      </w:r>
+      <w:r>
+        <w:rPr>
           <w:lang w:val="en-US"/>
         </w:rPr>
         <w:t xml:space="preserve">enriched time series </w:t>
       </w:r>
       <w:r>
-        <w:rPr>
-          <w:highlight w:val="yellow"/>
-        </w:rPr>
         <w:t>is shown</w:t>
       </w:r>
       <w:r>
         <w:rPr>
-          <w:highlight w:val="yellow"/>
           <w:lang w:val="en-US"/>
         </w:rPr>
         <w:t xml:space="preserve"> </w:t>
       </w:r>
       <w:r>
-        <w:rPr>
-          <w:highlight w:val="yellow"/>
-        </w:rPr>
         <w:t xml:space="preserve">for all transmitters through time </w:t>
       </w:r>
       <w:r>
         <w:rPr>
-          <w:highlight w:val="yellow"/>
           <w:lang w:val="en-US"/>
         </w:rPr>
-        <w:t>(</w:t>
-      </w:r>
-      <w:r>
-        <w:rPr>
-          <w:highlight w:val="yellow"/>
+        <w:t>(Supplementary Materials S1; Fig</w:t>
+      </w:r>
+      <w:proofErr w:type="spellStart"/>
+      <w:r>
+        <w:t>ure</w:t>
+      </w:r>
+      <w:proofErr w:type="spellEnd"/>
+      <w:r>
+        <w:rPr>
           <w:lang w:val="en-US"/>
         </w:rPr>
-        <w:t>Supplementary Materials</w:t>
-      </w:r>
-      <w:r>
-        <w:rPr>
-          <w:highlight w:val="yellow"/>
-          <w:lang w:val="en-US"/>
-        </w:rPr>
-        <w:t xml:space="preserve"> </w:t>
-      </w:r>
-      <w:r>
-        <w:rPr>
-          <w:highlight w:val="yellow"/>
-          <w:lang w:val="en-US"/>
-        </w:rPr>
-        <w:t>S1</w:t>
-      </w:r>
-      <w:r>
-        <w:rPr>
-          <w:highlight w:val="yellow"/>
-          <w:lang w:val="en-US"/>
-        </w:rPr>
-        <w:t>; Fig</w:t>
-      </w:r>
-      <w:proofErr w:type="spellStart"/>
-      <w:r>
-        <w:rPr>
-          <w:highlight w:val="yellow"/>
-        </w:rPr>
-        <w:t>ure</w:t>
-      </w:r>
-      <w:proofErr w:type="spellEnd"/>
-      <w:r>
-        <w:rPr>
-          <w:highlight w:val="yellow"/>
-          <w:lang w:val="en-US"/>
-        </w:rPr>
-        <w:t xml:space="preserve"> </w:t>
-      </w:r>
-      <w:r>
-        <w:rPr>
-          <w:highlight w:val="yellow"/>
-          <w:lang w:val="en-US"/>
-        </w:rPr>
-        <w:t>S</w:t>
-      </w:r>
-      <w:r>
-        <w:rPr>
-          <w:highlight w:val="yellow"/>
-          <w:lang w:val="en-US"/>
-        </w:rPr>
-        <w:t>6</w:t>
-      </w:r>
-      <w:r>
-        <w:rPr>
-          <w:highlight w:val="yellow"/>
-          <w:lang w:val="en-US"/>
-        </w:rPr>
-        <w:t>).</w:t>
+        <w:t xml:space="preserve"> S6). </w:t>
       </w:r>
     </w:p>
     <w:p>
@@ -3580,7 +3630,25 @@
       </w:r>
       <w:proofErr w:type="gramEnd"/>
       <w:r>
-        <w:t xml:space="preserve"> use, we calculated two telemetry-based metrics for each individual within each season: lake residency and habitat recurrence. Lake residency was defined as the proportion of detected minutes within a season during which an individual was inferred to be in the lake, calculated as the number of minutes assigned to the lake divided by the total number of detected minutes in that season. Habitat recurrence quantified the number of discrete return events to an individual’s initial detected habitat, defined as cases in which a fish was first detected in one habitat, subsequently exited that habitat, and was later detected there again. Seasons were defined as spring (March 21 to June 20), summer (June 21 to September 20), fall (September 21 to December 20), and winter (December 21 to March 20). Winter data were excluded from analyses presented in Figure 3 to maintain consistency with the stable isotope dataset, which did not include winter sampling.</w:t>
+        <w:t xml:space="preserve"> use, we calculated two telemetry-based metrics for each individual within each season</w:t>
+      </w:r>
+      <w:r>
+        <w:t xml:space="preserve">, </w:t>
+      </w:r>
+      <w:r>
+        <w:t>lake residency and habitat recurrence. Lake residency was defined as the proportion of detected minutes within a season during which an individual was inferred to be in the lake, calculated as the number of minutes assigned to the lake divided by the total number of minutes in that season. Habitat recurrence quantified the number of discrete return events to an individual’s initial detected habitat, defined as cases in which a fish was first detected in one habitat, subsequently exited that habitat, and was later detected there again. Seasons were defined as spring (March 21 to June 20), summer (June 21 to September 20), fall (September 21 to December 20), and winter (December 21 to March 20).</w:t>
+      </w:r>
+      <w:r>
+        <w:t xml:space="preserve"> Note that w</w:t>
+      </w:r>
+      <w:r>
+        <w:t xml:space="preserve">inter data were excluded from analyses </w:t>
+      </w:r>
+      <w:r>
+        <w:t xml:space="preserve">of residency and recurrence </w:t>
+      </w:r>
+      <w:r>
+        <w:t>to maintain consistency with the stable isotope dataset, which did not include winter sampling.</w:t>
       </w:r>
     </w:p>
     <w:p>
@@ -3589,7 +3657,17 @@
         <w:jc w:val="both"/>
       </w:pPr>
       <w:r>
-        <w:t>Seasonal differences in lake residency were analyzed using a generalized linear model with a quasibinomial error distribution and logit link. The response was modeled as the number of lake-assigned minutes relative to the number of non-lake minutes using a two-column response of lake minutes and total minutes minus lake minutes. Season, release location, and their interaction were included as fixed effects. Seasonal differences in habitat recurrence were analyzed using a negative binomial generalized linear model, with total recurrence events as the response and season, release location, and their interaction as fixed effects. These distributions were selected because lake residency represented proportional data and recurrence was count data with many zero observations. Significance of model terms was assessed using Type III analysis of deviance with the car package</w:t>
+        <w:t xml:space="preserve">Seasonal differences in lake residency were analyzed using a generalized linear model with a quasibinomial error distribution and logit link. The response was modeled as the number of lake-assigned minutes relative to the number of non-lake minutes using a two-column response of lake minutes and total minutes minus lake minutes. Season, release location, and their interaction were included as fixed effects. Seasonal differences in habitat recurrence were analyzed using a negative binomial generalized linear model, with total recurrence events as the response and season, release location, and their interaction as fixed effects. These distributions were selected because lake residency represented proportional data and recurrence was count data with many zero observations. Significance of model terms was assessed using Type III analysis of deviance with the </w:t>
+      </w:r>
+      <w:r>
+        <w:rPr>
+          <w:i/>
+          <w:iCs/>
+        </w:rPr>
+        <w:t>car</w:t>
+      </w:r>
+      <w:r>
+        <w:t xml:space="preserve"> package</w:t>
       </w:r>
       <w:r>
         <w:t xml:space="preserve"> (Fox et al., 2026)</w:t>
@@ -3599,6 +3677,10 @@
       </w:r>
       <w:proofErr w:type="spellStart"/>
       <w:r>
+        <w:rPr>
+          <w:i/>
+          <w:iCs/>
+        </w:rPr>
         <w:t>emmeans</w:t>
       </w:r>
       <w:proofErr w:type="spellEnd"/>
@@ -3657,7 +3739,11 @@
         <w:t xml:space="preserve">. </w:t>
       </w:r>
       <w:r>
-        <w:t>Models were fitted to evaluate the probability of fish being detected in both lake and creek habitats throughout the year (i.e., being detected at receivers in both habitats on the same day). Day of year</w:t>
+        <w:t xml:space="preserve">Models were fitted to evaluate the probability of fish being detected in both lake and creek habitats throughout the year (i.e., being detected at receivers in both habitats on the same </w:t>
+      </w:r>
+      <w:r>
+        <w:lastRenderedPageBreak/>
+        <w:t>day). Day of year</w:t>
       </w:r>
       <w:r>
         <w:t xml:space="preserve"> (Julian date)</w:t>
@@ -3669,172 +3755,172 @@
         <w:t>fish</w:t>
       </w:r>
       <w:r>
-        <w:t xml:space="preserve"> ID and release location to account for individual variation and the potential influence of different release sites. To address temporal autocorrelation inherent in repeated detections, we incorporated a first-order autoregressive correlation structure (corAR1) into all models. </w:t>
+        <w:t xml:space="preserve"> ID and release location to account for individual variation and the potential influence of different release sites. To address temporal autocorrelation inherent in repeated detections, we incorporated a first-order autoregressive correlation structure (corAR1) into all models. Comparisons of </w:t>
+      </w:r>
+      <w:r>
+        <w:t>five</w:t>
+      </w:r>
+      <w:r>
+        <w:t xml:space="preserve"> candidate models were based on Akaike Information Criterion (AIC), with the model yielding the lowest AIC considered the most parsimonious (Table </w:t>
+      </w:r>
+      <w:r>
+        <w:t>1</w:t>
+      </w:r>
+      <w:r>
+        <w:t xml:space="preserve">). </w:t>
+      </w:r>
+    </w:p>
+    <w:p>
+      <w:pPr>
+        <w:pStyle w:val="Heading3"/>
+        <w:jc w:val="both"/>
+        <w:rPr>
+          <w:color w:val="auto"/>
+        </w:rPr>
+      </w:pPr>
+      <w:r>
+        <w:rPr>
+          <w:color w:val="auto"/>
+        </w:rPr>
+        <w:t>Biomass Flux</w:t>
+      </w:r>
+    </w:p>
+    <w:p>
+      <w:pPr>
+        <w:spacing w:before="240" w:after="240"/>
+        <w:jc w:val="both"/>
+      </w:pPr>
+      <w:r>
+        <w:t>Trap nets were set across the width of Costello Creek at two locations, one at the mouth of the creek and the other approximately two kilometers upstream. At the mouth, two small-mesh (4mm) fyke nets with an opening size of 39x39 inches were deployed. The nets were set with the lead lines blocking the creek, ensuring that fish moving upstream were captured in one net, while fish moving downstream were intercepted by the other. At the upstream location, a custom-made trap net was used, measuring 27 inches in height, 23.5 inches in width, and 36.5 inches in length. The trap was designed with two compartments, one facing upstream and the other facing downstream. To block the entire width of the creek, large block nets (</w:t>
+      </w:r>
+      <w:r>
+        <w:t>small mesh</w:t>
+      </w:r>
+      <w:r>
+        <w:t xml:space="preserve">; 4mm) were placed on each side of the trap. Fish moving upstream were captured in the upstream-facing compartment and released further upstream after processing, while those moving downstream were captured in the downstream-facing compartment and released further downstream after processing. </w:t>
+      </w:r>
+    </w:p>
+    <w:p>
+      <w:pPr>
+        <w:spacing w:after="240"/>
+        <w:jc w:val="both"/>
+      </w:pPr>
+      <w:r>
+        <w:t xml:space="preserve">Traps were set for five consecutive days (trap net set for 24 hours before sampling) during the spring, summer, and fall of 2023, and for three consecutive days in 2024. Each morning, fish were removed from the traps, and the number, weight, total length, and fork length of at least 30 individuals per day per species were recorded. After the first 30 fish were measured, bulk weights of each species were recorded among the remainder of fish in each compartment of the trap. To calculate directional biomass flux, we took the mean ± SD of total biomass of golden and common shiners captured in each compartment of the trap per day per season. </w:t>
+      </w:r>
+    </w:p>
+    <w:p>
+      <w:pPr>
+        <w:spacing w:after="240"/>
+        <w:jc w:val="both"/>
+      </w:pPr>
+      <w:r>
+        <w:t>Additionally,</w:t>
+      </w:r>
+      <w:r>
+        <w:t xml:space="preserve"> standardized</w:t>
+      </w:r>
+      <w:r>
+        <w:t xml:space="preserve"> surveys were conducted using minnow traps at 10 sites in the creek and 10 sites in the lake. We set minnow traps overnight </w:t>
+      </w:r>
+      <w:r>
+        <w:t>(</w:t>
+      </w:r>
+      <w:r>
+        <w:t>12-hour</w:t>
+      </w:r>
+      <w:r>
+        <w:t xml:space="preserve"> sets) </w:t>
+      </w:r>
+      <w:r>
+        <w:t xml:space="preserve">and removed all fish from traps the following morning, recording species names, weight, total length, and fork length for </w:t>
+      </w:r>
+      <w:proofErr w:type="gramStart"/>
+      <w:r>
+        <w:t>each individual</w:t>
+      </w:r>
+      <w:proofErr w:type="gramEnd"/>
+      <w:r>
+        <w:t>. Habitat-specific biomass was calculated as average biomass (mean ± S</w:t>
+      </w:r>
+      <w:r>
+        <w:t>E</w:t>
+      </w:r>
+      <w:r>
+        <w:t xml:space="preserve">) of golden and common shiners per trap, per habitat, and per season. </w:t>
+      </w:r>
+    </w:p>
+    <w:p>
+      <w:pPr>
+        <w:spacing w:after="240"/>
+        <w:jc w:val="both"/>
+        <w:rPr>
+          <w:i/>
+          <w:iCs/>
+        </w:rPr>
+      </w:pPr>
+      <w:r>
+        <w:rPr>
+          <w:i/>
+          <w:iCs/>
+        </w:rPr>
+        <w:t>Data</w:t>
+      </w:r>
+      <w:r>
+        <w:rPr>
+          <w:i/>
+          <w:iCs/>
+        </w:rPr>
+        <w:t xml:space="preserve"> Analysis</w:t>
+      </w:r>
+    </w:p>
+    <w:p>
+      <w:pPr>
+        <w:spacing w:after="240"/>
+        <w:jc w:val="both"/>
+      </w:pPr>
+      <w:r>
+        <w:t xml:space="preserve">Differences in </w:t>
+      </w:r>
+      <w:r>
+        <w:t xml:space="preserve">the average daily biomass of shiners captured in </w:t>
+      </w:r>
+      <w:r>
+        <w:t xml:space="preserve">directional </w:t>
+      </w:r>
+      <w:r>
+        <w:t>traps</w:t>
+      </w:r>
+      <w:r>
+        <w:t xml:space="preserve"> (upstream vs. downstream</w:t>
+      </w:r>
+      <w:r>
+        <w:t xml:space="preserve"> biomass flux</w:t>
+      </w:r>
+      <w:r>
+        <w:t>) and</w:t>
+      </w:r>
+      <w:r>
+        <w:t xml:space="preserve"> seasonal shiner biomass captured using minnow trap surveys in the lake and creek </w:t>
+      </w:r>
+      <w:r>
+        <w:t>were each evaluated using separate two-way ANOVAs</w:t>
+      </w:r>
+      <w:r>
+        <w:t xml:space="preserve"> and Tukey HSD post hoc comparisons</w:t>
+      </w:r>
+      <w:r>
+        <w:t xml:space="preserve">, with season and direction (or </w:t>
+      </w:r>
+      <w:r>
+        <w:t>habitat</w:t>
+      </w:r>
+      <w:r>
+        <w:t xml:space="preserve">) as fixed factors including their interaction term. Biomass data were log-transformed prior to analysis to meet the assumptions of normality and </w:t>
       </w:r>
       <w:r>
         <w:lastRenderedPageBreak/>
-        <w:t xml:space="preserve">Comparisons of </w:t>
-      </w:r>
-      <w:r>
-        <w:t>five</w:t>
-      </w:r>
-      <w:r>
-        <w:t xml:space="preserve"> candidate models were based on Akaike Information Criterion (AIC), with the model yielding the lowest AIC considered the most parsimonious (Table </w:t>
-      </w:r>
-      <w:r>
-        <w:t>1</w:t>
-      </w:r>
-      <w:r>
-        <w:t xml:space="preserve">). </w:t>
-      </w:r>
-    </w:p>
-    <w:p>
-      <w:pPr>
-        <w:pStyle w:val="Heading3"/>
-        <w:jc w:val="both"/>
-        <w:rPr>
-          <w:color w:val="auto"/>
-        </w:rPr>
-      </w:pPr>
-      <w:r>
-        <w:rPr>
-          <w:color w:val="auto"/>
-        </w:rPr>
-        <w:t>Biomass Flux</w:t>
-      </w:r>
-    </w:p>
-    <w:p>
-      <w:pPr>
-        <w:spacing w:before="240" w:after="240"/>
-        <w:jc w:val="both"/>
-      </w:pPr>
-      <w:r>
-        <w:t>Trap nets were set across the width of Costello Creek at two locations, one at the mouth of the creek and the other approximately two kilometers upstream. At the mouth, two small-mesh (4mm) fyke nets with an opening size of 39x39 inches were deployed. The nets were set with the lead lines blocking the creek, ensuring that fish moving upstream were captured in one net, while fish moving downstream were intercepted by the other. At the upstream location, a custom-made trap net was used, measuring 27 inches in height, 23.5 inches in width, and 36.5 inches in length. The trap was designed with two compartments, one facing upstream and the other facing downstream. To block the entire width of the creek, large block nets (</w:t>
-      </w:r>
-      <w:r>
-        <w:t>small mesh</w:t>
-      </w:r>
-      <w:r>
-        <w:t xml:space="preserve">; 4mm) were placed on each side of the trap. Fish moving upstream were captured in the upstream-facing compartment and released further upstream after processing, while those moving downstream were captured in the downstream-facing compartment and released further downstream after processing. </w:t>
-      </w:r>
-    </w:p>
-    <w:p>
-      <w:pPr>
-        <w:spacing w:after="240"/>
-        <w:jc w:val="both"/>
-      </w:pPr>
-      <w:r>
-        <w:t xml:space="preserve">Traps were set for five consecutive days (trap net set for 24 hours before sampling) during the spring, summer, and fall of 2023, and for three consecutive days in 2024. Each morning, fish were removed from the traps, and the number, weight, total length, and fork length of at least 30 individuals per day per species were recorded. After the first 30 fish were measured, bulk weights of each species were recorded among the remainder of fish in each compartment of the trap. To calculate directional biomass flux, we took the mean ± SD of total biomass of golden and common shiners captured in each compartment of the trap per day per season. </w:t>
-      </w:r>
-    </w:p>
-    <w:p>
-      <w:pPr>
-        <w:spacing w:after="240"/>
-        <w:jc w:val="both"/>
-      </w:pPr>
-      <w:r>
-        <w:t>Additionally,</w:t>
-      </w:r>
-      <w:r>
-        <w:t xml:space="preserve"> standardized</w:t>
-      </w:r>
-      <w:r>
-        <w:t xml:space="preserve"> surveys were conducted using minnow traps at 10 sites in the creek and 10 sites in the lake. We set minnow traps overnight </w:t>
-      </w:r>
-      <w:r>
-        <w:t>(</w:t>
-      </w:r>
-      <w:r>
-        <w:t>12-hour</w:t>
-      </w:r>
-      <w:r>
-        <w:t xml:space="preserve"> sets) </w:t>
-      </w:r>
-      <w:r>
-        <w:t xml:space="preserve">and removed all fish from traps the following morning, recording species names, weight, total length, and fork length for </w:t>
-      </w:r>
-      <w:proofErr w:type="gramStart"/>
-      <w:r>
-        <w:t>each individual</w:t>
-      </w:r>
-      <w:proofErr w:type="gramEnd"/>
-      <w:r>
-        <w:t>. Habitat-specific biomass was calculated as average biomass (mean ± S</w:t>
-      </w:r>
-      <w:r>
-        <w:t>E</w:t>
-      </w:r>
-      <w:r>
-        <w:t xml:space="preserve">) of golden and common shiners per trap, per habitat, and per season. </w:t>
-      </w:r>
-    </w:p>
-    <w:p>
-      <w:pPr>
-        <w:spacing w:after="240"/>
-        <w:jc w:val="both"/>
-        <w:rPr>
-          <w:i/>
-          <w:iCs/>
-        </w:rPr>
-      </w:pPr>
-      <w:r>
-        <w:rPr>
-          <w:i/>
-          <w:iCs/>
-        </w:rPr>
-        <w:t>Data</w:t>
-      </w:r>
-      <w:r>
-        <w:rPr>
-          <w:i/>
-          <w:iCs/>
-        </w:rPr>
-        <w:t xml:space="preserve"> Analysis</w:t>
-      </w:r>
-    </w:p>
-    <w:p>
-      <w:pPr>
-        <w:spacing w:after="240"/>
-        <w:jc w:val="both"/>
-      </w:pPr>
-      <w:r>
-        <w:t xml:space="preserve">Differences in </w:t>
-      </w:r>
-      <w:r>
-        <w:t xml:space="preserve">the average daily biomass of shiners captured in </w:t>
-      </w:r>
-      <w:r>
-        <w:t xml:space="preserve">directional </w:t>
-      </w:r>
-      <w:r>
-        <w:t>traps</w:t>
-      </w:r>
-      <w:r>
-        <w:t xml:space="preserve"> (upstream vs. downstream</w:t>
-      </w:r>
-      <w:r>
-        <w:t xml:space="preserve"> biomass flux</w:t>
-      </w:r>
-      <w:r>
-        <w:t>) and</w:t>
-      </w:r>
-      <w:r>
-        <w:t xml:space="preserve"> seasonal shiner biomass captured using minnow trap surveys in the lake and creek </w:t>
-      </w:r>
-      <w:r>
-        <w:t>were each evaluated using separate two-way ANOVAs</w:t>
-      </w:r>
-      <w:r>
-        <w:t xml:space="preserve"> and Tukey HSD post hoc comparisons</w:t>
-      </w:r>
-      <w:r>
-        <w:t xml:space="preserve">, with season and direction (or </w:t>
-      </w:r>
-      <w:r>
-        <w:t>habitat</w:t>
-      </w:r>
-      <w:r>
-        <w:t xml:space="preserve">) as fixed factors including their interaction term. Biomass data were log-transformed prior to analysis to meet the assumptions of normality and homogeneity of variance, which were confirmed using Shapiro-Wilk tests on model residuals and </w:t>
+        <w:t xml:space="preserve">homogeneity of variance, which were confirmed using Shapiro-Wilk tests on model residuals and </w:t>
       </w:r>
       <w:proofErr w:type="spellStart"/>
       <w:r>
@@ -3863,7 +3949,6 @@
           <w:rFonts w:ascii="Times New Roman" w:hAnsi="Times New Roman" w:cs="Times New Roman"/>
           <w:color w:val="auto"/>
         </w:rPr>
-        <w:lastRenderedPageBreak/>
         <w:t>Results</w:t>
       </w:r>
       <w:bookmarkEnd w:id="7"/>
@@ -4803,6 +4888,7 @@
         <w:rPr>
           <w:color w:val="auto"/>
         </w:rPr>
+        <w:lastRenderedPageBreak/>
         <w:t>Foraging Behaviour</w:t>
       </w:r>
     </w:p>
@@ -4818,11 +4904,7 @@
         <w:t>s</w:t>
       </w:r>
       <w:r>
-        <w:t xml:space="preserve"> (Figure 3A). The quasibinomial generalized linear model detected significant </w:t>
-      </w:r>
-      <w:r>
-        <w:lastRenderedPageBreak/>
-        <w:t xml:space="preserve">effects of season, capture location, and their interaction (season, </w:t>
+        <w:t xml:space="preserve"> (Figure 3A). The quasibinomial generalized linear model detected significant effects of season, capture location, and their interaction (season, </w:t>
       </w:r>
       <w:r>
         <w:t>χ</w:t>
@@ -5166,7 +5248,11 @@
         <w:t>p</w:t>
       </w:r>
       <w:r>
-        <w:t xml:space="preserve"> = 0.034). Across seasons, lake-released fish generally exhibited higher estimated lake residency than creek-released fish, although pairwise comparisons within individual seasons were not significant after Tukey adjustment. Estimated mean lake residency for creek-released fish was 0.669 (95% CI: 0.469 to 0.821) in spring, 0.465 (95% CI: 0.294 to 0.645) in summer, and 0.740 (95% CI: 0.514 to 0.884) in fall. For lake-released fish, corresponding values were 0.782 (95% CI: 0.413 to 0.948), 0.992 (95% CI: 0.036 to 1.000), and 0.747 (95% CI: 0.221 to 0.969). Descriptive summaries showed a similar pattern, with mean lake residency ranging from 0.611 ± 0.104 to 0.690 ± 0.081 for creek-released fish and from 0.754 ± 0.151 to 0.967 ± 0.033 for lake-released fish, although uncertainty was high for some lake-release groups because of small sample sizes.</w:t>
+        <w:t xml:space="preserve"> = 0.034). Across seasons, lake-released fish generally exhibited higher estimated lake residency than creek-released fish, although pairwise comparisons within individual seasons were not significant after Tukey adjustment. Estimated mean lake residency for creek-released fish was 0.669 (95% CI: 0.469 to 0.821) in spring, 0.465 (95% CI: 0.294 to 0.645) in summer, and 0.740 (95% CI: 0.514 to 0.884) in fall. For lake-released fish, corresponding values were 0.782 (95% CI: 0.413 to 0.948), 0.992 (95% CI: 0.036 to 1.000), and 0.747 (95% CI: 0.221 to 0.969). Descriptive summaries showed a similar pattern, with mean lake residency ranging from 0.611 ± 0.104 to 0.690 ± 0.081 for creek-released fish and from 0.754 ± </w:t>
+      </w:r>
+      <w:r>
+        <w:lastRenderedPageBreak/>
+        <w:t>0.151 to 0.967 ± 0.033 for lake-released fish, although uncertainty was high for some lake-release groups because of small sample sizes.</w:t>
       </w:r>
     </w:p>
     <w:p>
@@ -5175,7 +5261,6 @@
         <w:jc w:val="both"/>
       </w:pPr>
       <w:r>
-        <w:lastRenderedPageBreak/>
         <w:t xml:space="preserve">Habitat recurrence showed strong seasonal variation </w:t>
       </w:r>
       <w:proofErr w:type="gramStart"/>
@@ -5428,7 +5513,11 @@
         <w:t>p</w:t>
       </w:r>
       <w:r>
-        <w:t xml:space="preserve"> = 0.18). In the spring, upstream flux was significantly greater than downstream flux, with 3205.5 ± 1156.6 g of shiner biomass moving upstream per day compared to 752.2 ± 304.8 g moving downstream (</w:t>
+        <w:t xml:space="preserve"> = 0.18). In the spring, upstream flux was significantly </w:t>
+      </w:r>
+      <w:r>
+        <w:lastRenderedPageBreak/>
+        <w:t>greater than downstream flux, with 3205.5 ± 1156.6 g of shiner biomass moving upstream per day compared to 752.2 ± 304.8 g moving downstream (</w:t>
       </w:r>
       <w:r>
         <w:rPr>
@@ -5438,11 +5527,7 @@
         <w:t>p</w:t>
       </w:r>
       <w:r>
-        <w:t xml:space="preserve"> = 0.0017). In the summer, biomass flux was low overall, with 212.4 ± 51.2 g upstream and 118.8 ± 26.9 g downstream, and no significant </w:t>
-      </w:r>
-      <w:r>
-        <w:lastRenderedPageBreak/>
-        <w:t>difference between directions (</w:t>
+        <w:t xml:space="preserve"> = 0.0017). In the summer, biomass flux was low overall, with 212.4 ± 51.2 g upstream and 118.8 ± 26.9 g downstream, and no significant difference between directions (</w:t>
       </w:r>
       <w:r>
         <w:rPr>
@@ -5640,6 +5725,7 @@
         <w:jc w:val="both"/>
       </w:pPr>
       <w:r>
+        <w:lastRenderedPageBreak/>
         <w:t xml:space="preserve">Research on lake–stream migrations among prey fish in European freshwater systems has shown that movements into streams adjacent to lakes are driven by trade-offs between growth opportunities and predation risk </w:t>
       </w:r>
       <w:r>
@@ -5674,258 +5760,248 @@
         <w:rPr>
           <w:rFonts w:eastAsiaTheme="minorHAnsi"/>
         </w:rPr>
-        <w:t xml:space="preserve"> et al., 2008; Chapman et al., </w:t>
-      </w:r>
-      <w:r>
-        <w:rPr>
-          <w:rFonts w:eastAsiaTheme="minorHAnsi"/>
-        </w:rPr>
+        <w:t xml:space="preserve"> et al., 2008; Chapman et al., 2012)</w:t>
+      </w:r>
+      <w:r>
+        <w:t>. In these systems, seasonal migrations allow prey fish to occupy lower-risk stream habitats that are inaccessible to predatory fish when resources are scarce, and re-enter predator-dense lakes when resources are abundant. Such trade-offs between resource acquisition and predator avoidance also may contribute to the coupling of lake and creek habitats observed here.</w:t>
+      </w:r>
+    </w:p>
+    <w:p>
+      <w:pPr>
+        <w:spacing w:after="240"/>
+        <w:jc w:val="both"/>
+      </w:pPr>
+      <w:r>
+        <w:t>Smallmouth bass (</w:t>
+      </w:r>
+      <w:r>
+        <w:rPr>
+          <w:rStyle w:val="Emphasis"/>
+          <w:rFonts w:eastAsiaTheme="majorEastAsia"/>
+          <w:color w:val="000000" w:themeColor="text1"/>
+        </w:rPr>
+        <w:t xml:space="preserve">Micropterus </w:t>
+      </w:r>
+      <w:proofErr w:type="spellStart"/>
+      <w:r>
+        <w:rPr>
+          <w:rStyle w:val="Emphasis"/>
+          <w:rFonts w:eastAsiaTheme="majorEastAsia"/>
+          <w:color w:val="000000" w:themeColor="text1"/>
+        </w:rPr>
+        <w:t>dolomieu</w:t>
+      </w:r>
+      <w:proofErr w:type="spellEnd"/>
+      <w:r>
+        <w:t>) are widespread, introduced predators that occupy both Lake Opeongo and Costello Creek. However, their size distributions differ markedly between habitats (</w:t>
+      </w:r>
+      <w:r>
+        <w:t>Supplementary Materials</w:t>
+      </w:r>
+      <w:r>
+        <w:t xml:space="preserve"> </w:t>
+      </w:r>
+      <w:r>
+        <w:t>S1</w:t>
+      </w:r>
+      <w:r>
+        <w:t xml:space="preserve">; Figure </w:t>
+      </w:r>
+      <w:r>
+        <w:t>S</w:t>
+      </w:r>
+      <w:r>
+        <w:t xml:space="preserve">3), with individuals in the lake observed to be substantially larger (mean total length = 256 ± 123 mm) than those in the creek (mean total length = 112 ± 35 mm). Given established relationships between body size and </w:t>
+      </w:r>
+      <w:proofErr w:type="spellStart"/>
+      <w:r>
+        <w:t>piscivory</w:t>
+      </w:r>
+      <w:proofErr w:type="spellEnd"/>
+      <w:r>
+        <w:t xml:space="preserve"> </w:t>
+      </w:r>
+      <w:r>
+        <w:rPr>
+          <w:noProof/>
+        </w:rPr>
+        <w:t>(Mittelbach &amp; Persson, 1998)</w:t>
+      </w:r>
+      <w:r>
+        <w:t xml:space="preserve">, smallmouth bass in the lake are expected to exert strong top-down pressure on prey fish such as shiners </w:t>
+      </w:r>
+      <w:r>
+        <w:rPr>
+          <w:noProof/>
+        </w:rPr>
+        <w:t>(Vander Zanden et al., 1999)</w:t>
+      </w:r>
+      <w:r>
+        <w:t xml:space="preserve">, whereas the smaller individuals in the creek are less likely to be piscivorous due to gape limitation </w:t>
+      </w:r>
+      <w:r>
+        <w:rPr>
+          <w:noProof/>
+        </w:rPr>
+        <w:t>(Mittelbach &amp; Persson, 1998)</w:t>
+      </w:r>
+      <w:r>
+        <w:t>. Further, smallmouth bass collected from both habitats appeared to rely heavily on lake-derived sources (</w:t>
+      </w:r>
+      <w:r>
+        <w:t>Supplementary Materials</w:t>
+      </w:r>
+      <w:r>
+        <w:t xml:space="preserve"> </w:t>
+      </w:r>
+      <w:r>
+        <w:t>S1</w:t>
+      </w:r>
+      <w:r>
+        <w:t xml:space="preserve">; Figure </w:t>
+      </w:r>
+      <w:r>
+        <w:t>4</w:t>
+      </w:r>
+      <w:r>
+        <w:t>3</w:t>
+      </w:r>
+      <w:r>
+        <w:t>), indicating their primary role as predators within the lake. Although lake trout (</w:t>
+      </w:r>
+      <w:r>
+        <w:rPr>
+          <w:rStyle w:val="Emphasis"/>
+          <w:rFonts w:eastAsiaTheme="majorEastAsia"/>
+          <w:color w:val="000000" w:themeColor="text1"/>
+        </w:rPr>
+        <w:t xml:space="preserve">Salvelinus </w:t>
+      </w:r>
+      <w:proofErr w:type="spellStart"/>
+      <w:r>
+        <w:rPr>
+          <w:rStyle w:val="Emphasis"/>
+          <w:rFonts w:eastAsiaTheme="majorEastAsia"/>
+          <w:color w:val="000000" w:themeColor="text1"/>
+        </w:rPr>
+        <w:t>namaycush</w:t>
+      </w:r>
+      <w:proofErr w:type="spellEnd"/>
+      <w:r>
+        <w:t>) also inhabit Lake Opeongo, they were not observed in Sproule Bay or Costello Creek during our study and are unlikely to be major predators of shiners in this part of the system. Brook trout (</w:t>
+      </w:r>
+      <w:r>
+        <w:rPr>
+          <w:rStyle w:val="Emphasis"/>
+          <w:rFonts w:eastAsiaTheme="majorEastAsia"/>
+          <w:color w:val="000000" w:themeColor="text1"/>
+        </w:rPr>
+        <w:t>Salvelinus fontinalis</w:t>
+      </w:r>
+      <w:r>
+        <w:t xml:space="preserve">) were captured in the creek during spring and fall, but at sizes not typically associated with </w:t>
+      </w:r>
+      <w:proofErr w:type="spellStart"/>
+      <w:r>
+        <w:t>piscivory</w:t>
+      </w:r>
+      <w:proofErr w:type="spellEnd"/>
+      <w:r>
+        <w:t xml:space="preserve"> (&lt;250 mm; </w:t>
+      </w:r>
+      <w:r>
+        <w:t>Supplementary Materials</w:t>
+      </w:r>
+      <w:r>
+        <w:t xml:space="preserve"> </w:t>
+      </w:r>
+      <w:r>
+        <w:t>S1</w:t>
+      </w:r>
+      <w:r>
+        <w:t xml:space="preserve">; Figure </w:t>
+      </w:r>
+      <w:r>
+        <w:t>S</w:t>
+      </w:r>
+      <w:r>
+        <w:t>3</w:t>
+      </w:r>
+      <w:r>
+        <w:t xml:space="preserve">), suggesting they exert relatively weak predation pressure on shiners </w:t>
+      </w:r>
+      <w:r>
+        <w:rPr>
+          <w:noProof/>
+        </w:rPr>
+        <w:t>(East &amp; Magnan, 1991)</w:t>
+      </w:r>
+      <w:r>
+        <w:t>. Taken together, these findings suggest that large, lake-resident smallmouth bass are the dominant predators shaping prey vulnerability, and that access of these larger, more piscivorous individuals is limited in the creek.</w:t>
+      </w:r>
+    </w:p>
+    <w:p>
+      <w:pPr>
+        <w:spacing w:after="240"/>
+        <w:jc w:val="both"/>
+      </w:pPr>
+      <w:r>
+        <w:t>This spatial context of predation risk may help explain the observed differences in body size among shiners across the study system. Both golden and common shiners captured in the creek were smaller on average than those captured in the lake throughout the study period (</w:t>
+      </w:r>
+      <w:r>
+        <w:t>Supplementary Materials</w:t>
+      </w:r>
+      <w:r>
+        <w:t xml:space="preserve"> </w:t>
+      </w:r>
+      <w:r>
+        <w:t>S1</w:t>
+      </w:r>
+      <w:r>
+        <w:t xml:space="preserve">; Figure </w:t>
+      </w:r>
+      <w:r>
+        <w:t>S</w:t>
+      </w:r>
+      <w:r>
+        <w:t>3</w:t>
+      </w:r>
+      <w:r>
+        <w:t>). Minnow trap surveys also failed to capture shiners in the lake during summer (Figure 4.5b), when smallmouth bass activity is highest (Bloomfield et al., 2022). However, two shiners from the largest size class (</w:t>
+      </w:r>
+      <w:proofErr w:type="gramStart"/>
+      <w:r>
+        <w:t>139 and 143 mm</w:t>
+      </w:r>
+      <w:proofErr w:type="gramEnd"/>
+      <w:r>
+        <w:t xml:space="preserve"> total length; TL) were caught with alternative gear, and both exceeded the maximum prey size predicted for the largest bass captured in our study (505 mm; Gaeta et al., 2018). Further, acoustic telemetry indicated that tagged shiners largely remained in the lake during summer (Figure 4.4b). This pattern likely reflects a tagging bias, because only larger individuals could be tagged, with a minimum size of 138 mm TL. These larger individuals may therefore be capable of persisting in the lake during summer, whereas smaller size classes may be more creek resident during this period to avoid predation by bass. We also found that winter was marked by reduced cross-habitat movement (Figure 4.4a). This result may reflect low activity at temperatures below the thermal preference of shiners (Hasnain et al., 2010; </w:t>
+      </w:r>
+      <w:proofErr w:type="spellStart"/>
+      <w:r>
+        <w:t>Frenette</w:t>
+      </w:r>
+      <w:proofErr w:type="spellEnd"/>
+      <w:r>
+        <w:t xml:space="preserve"> et al., 2019) along with the concurrent decline in bass activity at cold temperatures (Bloomfield et al., 2022). Together, these constraints may lessen both the capacity for movement and the risk of predation during winter in the lake, prompting shiners to remain more lake resident during this time of year.</w:t>
+      </w:r>
+    </w:p>
+    <w:p>
+      <w:pPr>
+        <w:spacing w:after="240"/>
+        <w:jc w:val="both"/>
+      </w:pPr>
+      <w:r>
         <w:lastRenderedPageBreak/>
-        <w:t>2012)</w:t>
-      </w:r>
-      <w:r>
-        <w:t>. In these systems, seasonal migrations allow prey fish to occupy lower-risk stream habitats that are inaccessible to predatory fish when resources are scarce, and re-enter predator-dense lakes when resources are abundant. Such trade-offs between resource acquisition and predator avoidance also may contribute to the coupling of lake and creek habitats observed here.</w:t>
-      </w:r>
-    </w:p>
-    <w:p>
-      <w:pPr>
-        <w:spacing w:after="240"/>
-        <w:jc w:val="both"/>
-      </w:pPr>
-      <w:r>
-        <w:t>Smallmouth bass (</w:t>
-      </w:r>
-      <w:r>
-        <w:rPr>
-          <w:rStyle w:val="Emphasis"/>
-          <w:rFonts w:eastAsiaTheme="majorEastAsia"/>
-          <w:color w:val="000000" w:themeColor="text1"/>
-        </w:rPr>
-        <w:t xml:space="preserve">Micropterus </w:t>
-      </w:r>
-      <w:proofErr w:type="spellStart"/>
-      <w:r>
-        <w:rPr>
-          <w:rStyle w:val="Emphasis"/>
-          <w:rFonts w:eastAsiaTheme="majorEastAsia"/>
-          <w:color w:val="000000" w:themeColor="text1"/>
-        </w:rPr>
-        <w:t>dolomieu</w:t>
-      </w:r>
-      <w:proofErr w:type="spellEnd"/>
-      <w:r>
-        <w:t>) are widespread, introduced predators that occupy both Lake Opeongo and Costello Creek. However, their size distributions differ markedly between habitats (</w:t>
-      </w:r>
-      <w:r>
-        <w:t>Supplementary Materials</w:t>
-      </w:r>
-      <w:r>
-        <w:t xml:space="preserve"> </w:t>
-      </w:r>
-      <w:r>
-        <w:t>S1</w:t>
-      </w:r>
-      <w:r>
-        <w:t xml:space="preserve">; Figure </w:t>
-      </w:r>
-      <w:r>
-        <w:t>S</w:t>
-      </w:r>
-      <w:r>
-        <w:t xml:space="preserve">3), with individuals in the lake observed to be substantially larger (mean total length = 256 ± 123 mm) than those in the creek (mean total length = 112 ± 35 mm). Given established relationships between body size and </w:t>
-      </w:r>
-      <w:proofErr w:type="spellStart"/>
-      <w:r>
-        <w:t>piscivory</w:t>
-      </w:r>
-      <w:proofErr w:type="spellEnd"/>
-      <w:r>
-        <w:t xml:space="preserve"> </w:t>
-      </w:r>
-      <w:r>
-        <w:rPr>
-          <w:noProof/>
-        </w:rPr>
-        <w:t>(Mittelbach &amp; Persson, 1998)</w:t>
-      </w:r>
-      <w:r>
-        <w:t xml:space="preserve">, smallmouth bass in the lake are expected to exert strong top-down pressure on prey fish such as shiners </w:t>
-      </w:r>
-      <w:r>
-        <w:rPr>
-          <w:noProof/>
-        </w:rPr>
-        <w:t>(Vander Zanden et al., 1999)</w:t>
-      </w:r>
-      <w:r>
-        <w:t xml:space="preserve">, whereas the smaller individuals in the creek are less likely to be piscivorous due to gape limitation </w:t>
-      </w:r>
-      <w:r>
-        <w:rPr>
-          <w:noProof/>
-        </w:rPr>
-        <w:t>(Mittelbach &amp; Persson, 1998)</w:t>
-      </w:r>
-      <w:r>
-        <w:t>. Further, smallmouth bass collected from both habitats appeared to rely heavily on lake-derived sources (</w:t>
-      </w:r>
-      <w:r>
-        <w:t>Supplementary Materials</w:t>
-      </w:r>
-      <w:r>
-        <w:t xml:space="preserve"> </w:t>
-      </w:r>
-      <w:r>
-        <w:t>S1</w:t>
-      </w:r>
-      <w:r>
-        <w:t xml:space="preserve">; Figure </w:t>
-      </w:r>
-      <w:r>
-        <w:t>4</w:t>
-      </w:r>
-      <w:r>
-        <w:t>3</w:t>
-      </w:r>
-      <w:r>
-        <w:t>), indicating their primary role as predators within the lake. Although lake trout (</w:t>
-      </w:r>
-      <w:r>
-        <w:rPr>
-          <w:rStyle w:val="Emphasis"/>
-          <w:rFonts w:eastAsiaTheme="majorEastAsia"/>
-          <w:color w:val="000000" w:themeColor="text1"/>
-        </w:rPr>
-        <w:t xml:space="preserve">Salvelinus </w:t>
-      </w:r>
-      <w:proofErr w:type="spellStart"/>
-      <w:r>
-        <w:rPr>
-          <w:rStyle w:val="Emphasis"/>
-          <w:rFonts w:eastAsiaTheme="majorEastAsia"/>
-          <w:color w:val="000000" w:themeColor="text1"/>
-        </w:rPr>
-        <w:t>namaycush</w:t>
-      </w:r>
-      <w:proofErr w:type="spellEnd"/>
-      <w:r>
-        <w:t>) also inhabit Lake Opeongo, they were not observed in Sproule Bay or Costello Creek during our study and are unlikely to be major predators of shiners in this part of the system. Brook trout (</w:t>
-      </w:r>
-      <w:r>
-        <w:rPr>
-          <w:rStyle w:val="Emphasis"/>
-          <w:rFonts w:eastAsiaTheme="majorEastAsia"/>
-          <w:color w:val="000000" w:themeColor="text1"/>
-        </w:rPr>
-        <w:t>Salvelinus fontinalis</w:t>
-      </w:r>
-      <w:r>
-        <w:t xml:space="preserve">) were captured in the creek during spring and fall, but at sizes not typically associated with </w:t>
-      </w:r>
-      <w:proofErr w:type="spellStart"/>
-      <w:r>
-        <w:t>piscivory</w:t>
-      </w:r>
-      <w:proofErr w:type="spellEnd"/>
-      <w:r>
-        <w:t xml:space="preserve"> (&lt;250 mm; </w:t>
-      </w:r>
-      <w:r>
-        <w:t>Supplementary Materials</w:t>
-      </w:r>
-      <w:r>
-        <w:t xml:space="preserve"> </w:t>
-      </w:r>
-      <w:r>
-        <w:t>S1</w:t>
-      </w:r>
-      <w:r>
-        <w:t xml:space="preserve">; Figure </w:t>
-      </w:r>
-      <w:r>
-        <w:t>S</w:t>
-      </w:r>
-      <w:r>
-        <w:t>3</w:t>
-      </w:r>
-      <w:r>
-        <w:t xml:space="preserve">), suggesting they exert relatively weak predation pressure on shiners </w:t>
-      </w:r>
-      <w:r>
-        <w:rPr>
-          <w:noProof/>
-        </w:rPr>
-        <w:t>(East &amp; Magnan, 1991)</w:t>
-      </w:r>
-      <w:r>
-        <w:t>. Taken together, these findings suggest that large, lake-resident smallmouth bass are the dominant predators shaping prey vulnerability, and that access of these larger, more piscivorous individuals is limited in the creek.</w:t>
-      </w:r>
-    </w:p>
-    <w:p>
-      <w:pPr>
-        <w:spacing w:after="240"/>
-        <w:jc w:val="both"/>
-      </w:pPr>
-      <w:r>
-        <w:t>This spatial context of predation risk may help explain the observed differences in body size among shiners across the study system. Both golden and common shiners captured in the creek were smaller on average than those captured in the lake throughout the study period (</w:t>
-      </w:r>
-      <w:r>
-        <w:t>Supplementary Materials</w:t>
-      </w:r>
-      <w:r>
-        <w:t xml:space="preserve"> </w:t>
-      </w:r>
-      <w:r>
-        <w:t>S1</w:t>
-      </w:r>
-      <w:r>
-        <w:t xml:space="preserve">; Figure </w:t>
-      </w:r>
-      <w:r>
-        <w:t>S</w:t>
-      </w:r>
-      <w:r>
-        <w:t>3</w:t>
-      </w:r>
-      <w:r>
-        <w:t>). Minnow trap surveys also failed to capture shiners in the lake during summer (Figure 4.5b), when smallmouth bass activity is highest (Bloomfield et al., 2022). However, two shiners from the largest size class (</w:t>
+        <w:t xml:space="preserve">The seasonal nature of lake–creek coupling observed here has important implications for the resilience of freshwater food webs. By shifting their habitat use in response to </w:t>
       </w:r>
       <w:proofErr w:type="gramStart"/>
       <w:r>
-        <w:t>139 and 143 mm</w:t>
+        <w:t>changing</w:t>
       </w:r>
       <w:proofErr w:type="gramEnd"/>
       <w:r>
-        <w:t xml:space="preserve"> total length; TL) were caught with alternative gear, and both exceeded the maximum prey size predicted for the largest bass captured in our study (505 mm; Gaeta et al., 2018). Further, acoustic telemetry indicated that tagged shiners largely remained in the lake during summer (Figure 4.4b). This pattern likely reflects a tagging bias, because only larger individuals could be tagged, with a minimum size of 138 mm TL. These larger individuals may therefore be capable of persisting in the lake during summer, whereas smaller size classes may be more creek resident during this period to avoid predation by bass. We also found that winter was marked by reduced cross-habitat movement (Figure 4.4a). This result may reflect low activity at temperatures below the thermal preference of shiners (Hasnain et al., 2010; </w:t>
-      </w:r>
-      <w:proofErr w:type="spellStart"/>
-      <w:r>
-        <w:t>Frenette</w:t>
-      </w:r>
-      <w:proofErr w:type="spellEnd"/>
-      <w:r>
-        <w:t xml:space="preserve"> et al., 2019) along with the concurrent decline in bass activity at cold temperatures (Bloomfield et al., 2022). Together, these constraints may lessen both the capacity for movement and the risk of predation during winter in the lake, prompting shiners to remain more lake resident during this time of year.</w:t>
-      </w:r>
-    </w:p>
-    <w:p>
-      <w:pPr>
-        <w:spacing w:after="240"/>
-        <w:jc w:val="both"/>
-      </w:pPr>
-      <w:r>
-        <w:t xml:space="preserve">The seasonal nature of lake–creek coupling observed here has important implications for the resilience of freshwater food webs. By shifting their habitat use in response to </w:t>
-      </w:r>
-      <w:proofErr w:type="gramStart"/>
-      <w:r>
-        <w:t>changing</w:t>
-      </w:r>
-      <w:proofErr w:type="gramEnd"/>
-      <w:r>
-        <w:t xml:space="preserve"> seasonal </w:t>
-      </w:r>
-      <w:r>
-        <w:lastRenderedPageBreak/>
-        <w:t>conditions (e.g., predation risk or resource availability), prey fish may access complementary resource pools when one habitat becomes less favourable. This behavioural flexibility can mediate predator–prey encounter rates and distribute foraging pressure across time and space. In doing so, it may help dampen strong, potentially destabilizing trophic interactions and support prey populations through alternative energy pathways among different habitats across freshwater landscapes (McCann et al., 2005).</w:t>
+        <w:t xml:space="preserve"> seasonal conditions (e.g., predation risk or resource availability), prey fish may access complementary resource pools when one habitat becomes less favourable. This behavioural flexibility can mediate predator–prey encounter rates and distribute foraging pressure across time and space. In doing so, it may help dampen strong, potentially destabilizing trophic interactions and support prey populations through alternative energy pathways among different habitats across freshwater landscapes (McCann et al., 2005).</w:t>
       </w:r>
     </w:p>
     <w:p>
